--- a/docs/ISMS-操作手冊.docx
+++ b/docs/ISMS-操作手冊.docx
@@ -377,7 +377,7 @@
                 <w:sz w:val="22"/>
                 <w:szCs w:val="22"/>
               </w:rPr>
-              <w:t xml:space="preserve">填報檢核表（40 題）、填報教育訓練統計、回覆矯正單</w:t>
+              <w:t xml:space="preserve">填報檢核表（41 題）、填報教育訓練統計、回覆矯正單</w:t>
             </w:r>
           </w:p>
         </w:tc>
@@ -842,7 +842,7 @@
           <w:sz w:val="22"/>
           <w:szCs w:val="22"/>
         </w:rPr>
-        <w:t xml:space="preserve">共 9 大類、40 題，每題需填寫：</w:t>
+        <w:t xml:space="preserve">共 9 大類、41 題，每題需填寫：</w:t>
       </w:r>
     </w:p>
     <w:p>
@@ -927,7 +927,7 @@
           <w:sz w:val="22"/>
           <w:szCs w:val="22"/>
         </w:rPr>
-        <w:t xml:space="preserve">右側目錄可快速跳轉到指定大類。右側即時顯示填報進度（0/40 → 40/40）。</w:t>
+        <w:t xml:space="preserve">右側目錄可快速跳轉到指定大類。右側即時顯示填報進度（0/41 → 41/41）。</w:t>
       </w:r>
     </w:p>
     <w:p>
@@ -980,7 +980,7 @@
           <w:sz w:val="22"/>
           <w:szCs w:val="22"/>
         </w:rPr>
-        <w:t xml:space="preserve">送出：40 題全部填完後才能送出。送出後無法修改（除非被管理者退回）</w:t>
+        <w:t xml:space="preserve">送出：41 題全部填完後才能送出。送出後無法修改（除非被管理者退回）</w:t>
       </w:r>
     </w:p>
     <w:p>
